--- a/label-docx-reader/corpus/tracked-cases/word/mark-inserted-empty-before-table-inserted-whole.accepted.docx
+++ b/label-docx-reader/corpus/tracked-cases/word/mark-inserted-empty-before-table-inserted-whole.accepted.docx
@@ -16,7 +16,7 @@
           <w:left w:w="10" w:type="dxa"/>
           <w:right w:w="10" w:type="dxa"/>
         </w:tblCellMar>
-        <w:tblLook w:val="0000" w:firstRow="0" w:lastRow="0" w:firstColumn="0" w:lastColumn="0" w:noHBand="0" w:noVBand="0"/>
+        <w:tblLook w:val="04A0" w:firstRow="1" w:lastRow="0" w:firstColumn="1" w:lastColumn="0" w:noHBand="0" w:noVBand="1"/>
       </w:tblPr>
       <w:tblGrid>
         <w:gridCol w:w="452"/>
@@ -57,9 +57,9 @@
 <file path=word/numbering.xml><?xml version="1.0" encoding="utf-8"?>
 <w:numbering xmlns:wpc="http://schemas.microsoft.com/office/word/2010/wordprocessingCanvas" xmlns:cx="http://schemas.microsoft.com/office/drawing/2014/chartex" xmlns:cx1="http://schemas.microsoft.com/office/drawing/2015/9/8/chartex" xmlns:cx2="http://schemas.microsoft.com/office/drawing/2015/10/21/chartex" xmlns:cx3="http://schemas.microsoft.com/office/drawing/2016/5/9/chartex" xmlns:cx4="http://schemas.microsoft.com/office/drawing/2016/5/10/chartex" xmlns:cx5="http://schemas.microsoft.com/office/drawing/2016/5/11/chartex" xmlns:cx6="http://schemas.microsoft.com/office/drawing/2016/5/12/chartex" xmlns:cx7="http://schemas.microsoft.com/office/drawing/2016/5/13/chartex" xmlns:cx8="http://schemas.microsoft.com/office/drawing/2016/5/14/chartex" xmlns:mc="http://schemas.openxmlformats.org/markup-compatibility/2006" xmlns:m="http://schemas.openxmlformats.org/officeDocument/2006/math" xmlns:aink="http://schemas.microsoft.com/office/drawing/2016/ink" xmlns:am3d="http://schemas.microsoft.com/office/drawing/2017/model3d" xmlns:oel="http://schemas.microsoft.com/office/2019/extlst" xmlns:r="http://schemas.openxmlformats.org/officeDocument/2006/relationships" xmlns:wp14="http://schemas.microsoft.com/office/word/2010/wordprocessingDrawing" xmlns:wp="http://schemas.openxmlformats.org/drawingml/2006/wordprocessingDrawing" xmlns:wpg="http://schemas.microsoft.com/office/word/2010/wordprocessingGroup" xmlns:wpi="http://schemas.microsoft.com/office/word/2010/wordprocessingInk" xmlns:wps="http://schemas.microsoft.com/office/word/2010/wordprocessingShape" xmlns:o="urn:schemas-microsoft-com:office:office" xmlns:v="urn:schemas-microsoft-com:vml" xmlns:w10="urn:schemas-microsoft-com:office:word" xmlns:w="http://schemas.openxmlformats.org/wordprocessingml/2006/main" xmlns:w14="http://schemas.microsoft.com/office/word/2010/wordml" xmlns:w15="http://schemas.microsoft.com/office/word/2012/wordml" xmlns:w16cex="http://schemas.microsoft.com/office/word/2018/wordml/cex" xmlns:w16cid="http://schemas.microsoft.com/office/word/2016/wordml/cid" xmlns:w16="http://schemas.microsoft.com/office/word/2018/wordml" xmlns:w16sdtdh="http://schemas.microsoft.com/office/word/2020/wordml/sdtdatahash" xmlns:w16sdtfl="http://schemas.microsoft.com/office/word/2024/wordml/sdtformatlock" xmlns:w16se="http://schemas.microsoft.com/office/word/2015/wordml/symex" xmlns:w16du="http://schemas.microsoft.com/office/word/2023/wordml/word16du" xmlns:wne="http://schemas.microsoft.com/office/word/2006/wordml" mc:Ignorable="w14 w15 w16se w16cid w16 w16cex w16sdtdh w16sdtfl w16du wp14">
   <w:abstractNum w:abstractNumId="0" w15:restartNumberingAfterBreak="0">
-    <w:nsid w:val="617B7201"/>
+    <w:nsid w:val="4F61118E"/>
     <w:multiLevelType w:val="multilevel"/>
-    <w:tmpl w:val="D2488C46"/>
+    <w:tmpl w:val="659A27E6"/>
     <w:lvl w:ilvl="0">
       <w:start w:val="1"/>
       <w:numFmt w:val="decimal"/>
@@ -108,7 +108,7 @@
       <w:lvlJc w:val="left"/>
     </w:lvl>
   </w:abstractNum>
-  <w:num w:numId="1" w16cid:durableId="792289672">
+  <w:num w:numId="1" w16cid:durableId="842400986">
     <w:abstractNumId w:val="0"/>
   </w:num>
 </w:numbering>
